--- a/_template-source/termo_eventos.docx
+++ b/_template-source/termo_eventos.docx
@@ -241,9 +241,9 @@
           <w:szCs w:val="18"/>
           <w:rtl w:val="0"/>
         </w:rPr>
-        <w:t xml:space="preserve">Perfil do evento:</w:t>
+        <w:t xml:space="preserve">Perfil do evento: {{perfil_evento}}</w:t>
         <w:br w:type="textWrapping"/>
-        <w:t xml:space="preserve">Data: </w:t>
+        <w:t xml:space="preserve">Data: {{data_evento_exibicao}}</w:t>
       </w:r>
     </w:p>
     <w:p>
@@ -269,7 +269,7 @@
           <w:szCs w:val="18"/>
           <w:rtl w:val="0"/>
         </w:rPr>
-        <w:t xml:space="preserve">Horário: </w:t>
+        <w:t xml:space="preserve">Horário: {{horario_evento}}</w:t>
       </w:r>
     </w:p>
     <w:p>
@@ -295,7 +295,7 @@
           <w:szCs w:val="18"/>
           <w:rtl w:val="0"/>
         </w:rPr>
-        <w:t xml:space="preserve">Número de pessoas/participantes: </w:t>
+        <w:t xml:space="preserve">Número de pessoas/participantes: {{num_participantes}}</w:t>
       </w:r>
     </w:p>
     <w:p>
@@ -321,7 +321,7 @@
           <w:szCs w:val="18"/>
           <w:rtl w:val="0"/>
         </w:rPr>
-        <w:t xml:space="preserve">Formato: </w:t>
+        <w:t xml:space="preserve">Formato: {{formato_evento}}</w:t>
       </w:r>
     </w:p>
     <w:p>
@@ -347,7 +347,9 @@
           <w:szCs w:val="18"/>
           <w:rtl w:val="0"/>
         </w:rPr>
-        <w:t xml:space="preserve">Ambientes adicionais utilizados: </w:t>
+        <w:t xml:space="preserve">Ambientes adicionais utilizados: {{ambientes_adicionais}}</w:t>
+        <w:br w:type="textWrapping"/>
+        <w:t xml:space="preserve">Obs: {{obs_evento}}</w:t>
       </w:r>
     </w:p>
     <w:p>
@@ -817,7 +819,7 @@
           <w:szCs w:val="19"/>
           <w:rtl w:val="0"/>
         </w:rPr>
-        <w:t xml:space="preserve">NOME: </w:t>
+        <w:t xml:space="preserve">NOME: {{nome_responsavel}}</w:t>
       </w:r>
     </w:p>
     <w:p>
@@ -861,7 +863,7 @@
           <w:szCs w:val="19"/>
           <w:rtl w:val="0"/>
         </w:rPr>
-        <w:t xml:space="preserve">CPF: </w:t>
+        <w:t xml:space="preserve">CPF: {{cpf_responsavel}}</w:t>
       </w:r>
     </w:p>
     <w:p>

--- a/_template-source/termo_eventos.docx
+++ b/_template-source/termo_eventos.docx
@@ -724,7 +724,7 @@
           <w:szCs w:val="18"/>
           <w:rtl w:val="0"/>
         </w:rPr>
-        <w:t xml:space="preserve">Curitiba/PR, {{data_assinatura}}.</w:t>
+        <w:t xml:space="preserve">{{data_assinatura}}.</w:t>
       </w:r>
     </w:p>
     <w:p>

--- a/_template-source/termo_eventos.docx
+++ b/_template-source/termo_eventos.docx
@@ -557,7 +557,7 @@
           <w:szCs w:val="18"/>
           <w:rtl w:val="0"/>
         </w:rPr>
-        <w:t xml:space="preserve">Em caso de utilizações de horas adicionais não acordadas previamente, no pré e/ou pós-evento, para montagem/desmontagem ou quaisquer outros fins, será cobrado o valor de R$ {{valor_hora_adicional}} por hora adicional, com fatura enviada separadamente no dia seguinte à realização do evento, com vencimento para 5 dias úteis. </w:t>
+        <w:t xml:space="preserve">Em caso de utilizações de horas adicionais não acordadas previamente, no pré e/ou pós-evento, para montagem/desmontagem ou quaisquer outros fins, será cobrado o valor de R$ 200,00 por hora adicional, com fatura enviada separadamente no dia seguinte à realização do evento, com vencimento para 5 dias úteis. </w:t>
       </w:r>
     </w:p>
     <w:p>
@@ -841,7 +841,7 @@
           <w:szCs w:val="19"/>
           <w:rtl w:val="0"/>
         </w:rPr>
-        <w:t xml:space="preserve">RG: </w:t>
+        <w:t xml:space="preserve">RG: {{rg_responsavel}}</w:t>
       </w:r>
     </w:p>
     <w:p>
